--- a/Knowledge/3-Work knowledge/1-Software Engineering/2-Testing/5-My Source/1-ISTQB Foundation Level/7-Configuration Management/3-Configuration Identification.docx
+++ b/Knowledge/3-Work knowledge/1-Software Engineering/2-Testing/5-My Source/1-ISTQB Foundation Level/7-Configuration Management/3-Configuration Identification.docx
@@ -36,51 +36,77 @@
       </w:pPr>
       <w:r>
         <w:rPr>
-          <w:b/>
-          <w:shd w:val="clear" w:color="auto" w:fill="B7B7B7"/>
-        </w:rPr>
-        <w:t># Source</w:t>
-      </w:r>
-      <w:r>
-        <w:rPr>
-          <w:shd w:val="clear" w:color="auto" w:fill="B7B7B7"/>
-        </w:rPr>
-        <w:t xml:space="preserve">: </w:t>
-      </w:r>
-      <w:r>
-        <w:rPr>
-          <w:b/>
-          <w:shd w:val="clear" w:color="auto" w:fill="B7B7B7"/>
-        </w:rPr>
-        <w:t xml:space="preserve">Chatgpt </w:t>
-      </w:r>
-      <w:r>
-        <w:rPr>
-          <w:b/>
-          <w:sz w:val="14"/>
-          <w:szCs w:val="14"/>
-          <w:shd w:val="clear" w:color="auto" w:fill="B7B7B7"/>
-        </w:rPr>
-        <w:t>(GPT</w:t>
-      </w:r>
-      <w:r>
-        <w:rPr>
-          <w:rFonts w:ascii="Cambria Math" w:hAnsi="Cambria Math" w:cs="Cambria Math"/>
-          <w:b/>
-          <w:sz w:val="14"/>
-          <w:szCs w:val="14"/>
-          <w:shd w:val="clear" w:color="auto" w:fill="B7B7B7"/>
+          <w:rFonts w:ascii="Arial" w:eastAsia="Arial" w:hAnsi="Arial" w:cs="Arial"/>
+          <w:b/>
+          <w:color w:val="000000"/>
+          <w:sz w:val="18"/>
+          <w:highlight w:val="lightGray"/>
+        </w:rPr>
+        <w:t># Source: AI Source: Provided by: [Data Path</w:t>
+      </w:r>
+      <w:r>
+        <w:rPr>
+          <w:rFonts w:ascii="Arial" w:eastAsia="Arial" w:hAnsi="Arial" w:cs="Arial"/>
+          <w:color w:val="000000"/>
+          <w:sz w:val="18"/>
+          <w:highlight w:val="lightGray"/>
+        </w:rPr>
+        <w:t xml:space="preserve">: Persons Table -&gt; ID Column: 1, Name_En Column: Motasem Essam] -&gt; </w:t>
+      </w:r>
+      <w:r>
+        <w:rPr>
+          <w:rFonts w:ascii="Arial" w:eastAsia="Arial" w:hAnsi="Arial" w:cs="Arial"/>
+          <w:b/>
+          <w:color w:val="000000"/>
+          <w:sz w:val="18"/>
+          <w:highlight w:val="lightGray"/>
+        </w:rPr>
+        <w:t>From:</w:t>
+      </w:r>
+      <w:r>
+        <w:rPr>
+          <w:rFonts w:ascii="Arial" w:eastAsia="Arial" w:hAnsi="Arial" w:cs="Arial"/>
+          <w:color w:val="000000"/>
+          <w:sz w:val="18"/>
+          <w:highlight w:val="lightGray"/>
+        </w:rPr>
+        <w:t xml:space="preserve"> [Chatgpt (GPT</w:t>
+      </w:r>
+      <w:r>
+        <w:rPr>
+          <w:rFonts w:ascii="Arial" w:eastAsia="Arial" w:hAnsi="Arial" w:cs="Cambria Math"/>
+          <w:color w:val="000000"/>
+          <w:sz w:val="18"/>
+          <w:highlight w:val="lightGray"/>
         </w:rPr>
         <w:t>‑</w:t>
       </w:r>
       <w:r>
         <w:rPr>
-          <w:b/>
-          <w:sz w:val="14"/>
-          <w:szCs w:val="14"/>
-          <w:shd w:val="clear" w:color="auto" w:fill="B7B7B7"/>
-        </w:rPr>
-        <w:t>5 Mini) at [8/18/2025]</w:t>
+          <w:rFonts w:ascii="Arial" w:eastAsia="Arial" w:hAnsi="Arial" w:cs="Arial"/>
+          <w:color w:val="000000"/>
+          <w:sz w:val="18"/>
+          <w:highlight w:val="lightGray"/>
+        </w:rPr>
+        <w:t xml:space="preserve">5 Mini)] </w:t>
+      </w:r>
+      <w:r>
+        <w:rPr>
+          <w:rFonts w:ascii="Arial" w:eastAsia="Arial" w:hAnsi="Arial" w:cs="Arial"/>
+          <w:b/>
+          <w:color w:val="000000"/>
+          <w:sz w:val="18"/>
+          <w:highlight w:val="lightGray"/>
+        </w:rPr>
+        <w:t>on</w:t>
+      </w:r>
+      <w:r>
+        <w:rPr>
+          <w:rFonts w:ascii="Arial" w:eastAsia="Arial" w:hAnsi="Arial"/>
+          <w:sz w:val="18"/>
+          <w:highlight w:val="lightGray"/>
+        </w:rPr>
+        <w:t xml:space="preserve"> [8/18/2025]</w:t>
       </w:r>
     </w:p>
     <w:p>
@@ -148,7 +174,7 @@
     </w:p>
     <w:p>
       <w:r>
-        <w:pict w14:anchorId="528615ED">
+        <w:pict w14:anchorId="5C7D76E7">
           <v:rect id="_x0000_i1025" style="width:0;height:1.5pt" o:hralign="center" o:hrstd="t" o:hr="t" fillcolor="#a0a0a0" stroked="f"/>
         </w:pict>
       </w:r>
@@ -181,51 +207,77 @@
       </w:pPr>
       <w:r>
         <w:rPr>
-          <w:b/>
-          <w:shd w:val="clear" w:color="auto" w:fill="B7B7B7"/>
-        </w:rPr>
-        <w:t># Source</w:t>
-      </w:r>
-      <w:r>
-        <w:rPr>
-          <w:shd w:val="clear" w:color="auto" w:fill="B7B7B7"/>
-        </w:rPr>
-        <w:t xml:space="preserve">: </w:t>
-      </w:r>
-      <w:r>
-        <w:rPr>
-          <w:b/>
-          <w:shd w:val="clear" w:color="auto" w:fill="B7B7B7"/>
-        </w:rPr>
-        <w:t xml:space="preserve">Chatgpt </w:t>
-      </w:r>
-      <w:r>
-        <w:rPr>
-          <w:b/>
-          <w:sz w:val="14"/>
-          <w:szCs w:val="14"/>
-          <w:shd w:val="clear" w:color="auto" w:fill="B7B7B7"/>
-        </w:rPr>
-        <w:t>(GPT</w:t>
-      </w:r>
-      <w:r>
-        <w:rPr>
-          <w:rFonts w:ascii="Cambria Math" w:hAnsi="Cambria Math" w:cs="Cambria Math"/>
-          <w:b/>
-          <w:sz w:val="14"/>
-          <w:szCs w:val="14"/>
-          <w:shd w:val="clear" w:color="auto" w:fill="B7B7B7"/>
+          <w:rFonts w:ascii="Arial" w:eastAsia="Arial" w:hAnsi="Arial" w:cs="Arial"/>
+          <w:b/>
+          <w:color w:val="000000"/>
+          <w:sz w:val="18"/>
+          <w:highlight w:val="lightGray"/>
+        </w:rPr>
+        <w:t># Source: AI Source: Provided by: [Data Path</w:t>
+      </w:r>
+      <w:r>
+        <w:rPr>
+          <w:rFonts w:ascii="Arial" w:eastAsia="Arial" w:hAnsi="Arial" w:cs="Arial"/>
+          <w:color w:val="000000"/>
+          <w:sz w:val="18"/>
+          <w:highlight w:val="lightGray"/>
+        </w:rPr>
+        <w:t xml:space="preserve">: Persons Table -&gt; ID Column: 1, Name_En Column: Motasem Essam] -&gt; </w:t>
+      </w:r>
+      <w:r>
+        <w:rPr>
+          <w:rFonts w:ascii="Arial" w:eastAsia="Arial" w:hAnsi="Arial" w:cs="Arial"/>
+          <w:b/>
+          <w:color w:val="000000"/>
+          <w:sz w:val="18"/>
+          <w:highlight w:val="lightGray"/>
+        </w:rPr>
+        <w:t>From:</w:t>
+      </w:r>
+      <w:r>
+        <w:rPr>
+          <w:rFonts w:ascii="Arial" w:eastAsia="Arial" w:hAnsi="Arial" w:cs="Arial"/>
+          <w:color w:val="000000"/>
+          <w:sz w:val="18"/>
+          <w:highlight w:val="lightGray"/>
+        </w:rPr>
+        <w:t xml:space="preserve"> [Chatgpt (GPT</w:t>
+      </w:r>
+      <w:r>
+        <w:rPr>
+          <w:rFonts w:ascii="Arial" w:eastAsia="Arial" w:hAnsi="Arial" w:cs="Cambria Math"/>
+          <w:color w:val="000000"/>
+          <w:sz w:val="18"/>
+          <w:highlight w:val="lightGray"/>
         </w:rPr>
         <w:t>‑</w:t>
       </w:r>
       <w:r>
         <w:rPr>
-          <w:b/>
-          <w:sz w:val="14"/>
-          <w:szCs w:val="14"/>
-          <w:shd w:val="clear" w:color="auto" w:fill="B7B7B7"/>
-        </w:rPr>
-        <w:t>5 Mini) at [8/18/2025]</w:t>
+          <w:rFonts w:ascii="Arial" w:eastAsia="Arial" w:hAnsi="Arial" w:cs="Arial"/>
+          <w:color w:val="000000"/>
+          <w:sz w:val="18"/>
+          <w:highlight w:val="lightGray"/>
+        </w:rPr>
+        <w:t xml:space="preserve">5 Mini)] </w:t>
+      </w:r>
+      <w:r>
+        <w:rPr>
+          <w:rFonts w:ascii="Arial" w:eastAsia="Arial" w:hAnsi="Arial" w:cs="Arial"/>
+          <w:b/>
+          <w:color w:val="000000"/>
+          <w:sz w:val="18"/>
+          <w:highlight w:val="lightGray"/>
+        </w:rPr>
+        <w:t>on</w:t>
+      </w:r>
+      <w:r>
+        <w:rPr>
+          <w:rFonts w:ascii="Arial" w:eastAsia="Arial" w:hAnsi="Arial"/>
+          <w:sz w:val="18"/>
+          <w:highlight w:val="lightGray"/>
+        </w:rPr>
+        <w:t xml:space="preserve"> [8/18/2025]</w:t>
       </w:r>
     </w:p>
     <w:p>
@@ -234,7 +286,7 @@
           <w:ilvl w:val="0"/>
           <w:numId w:val="2"/>
         </w:numPr>
-        <w:spacing w:before="240"/>
+        <w:spacing w:before="240" w:after="0" w:line="276" w:lineRule="auto"/>
       </w:pPr>
       <w:r>
         <w:rPr>
@@ -262,6 +314,7 @@
           <w:ilvl w:val="0"/>
           <w:numId w:val="2"/>
         </w:numPr>
+        <w:spacing w:after="0" w:line="276" w:lineRule="auto"/>
       </w:pPr>
       <w:r>
         <w:rPr>
@@ -289,6 +342,7 @@
           <w:ilvl w:val="0"/>
           <w:numId w:val="2"/>
         </w:numPr>
+        <w:spacing w:after="0" w:line="276" w:lineRule="auto"/>
       </w:pPr>
       <w:r>
         <w:rPr>
@@ -316,7 +370,7 @@
           <w:ilvl w:val="0"/>
           <w:numId w:val="2"/>
         </w:numPr>
-        <w:spacing w:after="240"/>
+        <w:spacing w:after="240" w:line="276" w:lineRule="auto"/>
       </w:pPr>
       <w:r>
         <w:rPr>
@@ -340,7 +394,7 @@
     </w:p>
     <w:p>
       <w:r>
-        <w:pict w14:anchorId="7D0416C3">
+        <w:pict w14:anchorId="54475BD3">
           <v:rect id="_x0000_i1026" style="width:0;height:1.5pt" o:hralign="center" o:hrstd="t" o:hr="t" fillcolor="#a0a0a0" stroked="f"/>
         </w:pict>
       </w:r>
@@ -373,51 +427,77 @@
       </w:pPr>
       <w:r>
         <w:rPr>
-          <w:b/>
-          <w:shd w:val="clear" w:color="auto" w:fill="B7B7B7"/>
-        </w:rPr>
-        <w:t># Source</w:t>
-      </w:r>
-      <w:r>
-        <w:rPr>
-          <w:shd w:val="clear" w:color="auto" w:fill="B7B7B7"/>
-        </w:rPr>
-        <w:t xml:space="preserve">: </w:t>
-      </w:r>
-      <w:r>
-        <w:rPr>
-          <w:b/>
-          <w:shd w:val="clear" w:color="auto" w:fill="B7B7B7"/>
-        </w:rPr>
-        <w:t xml:space="preserve">Chatgpt </w:t>
-      </w:r>
-      <w:r>
-        <w:rPr>
-          <w:b/>
-          <w:sz w:val="14"/>
-          <w:szCs w:val="14"/>
-          <w:shd w:val="clear" w:color="auto" w:fill="B7B7B7"/>
-        </w:rPr>
-        <w:t>(GPT</w:t>
-      </w:r>
-      <w:r>
-        <w:rPr>
-          <w:rFonts w:ascii="Cambria Math" w:hAnsi="Cambria Math" w:cs="Cambria Math"/>
-          <w:b/>
-          <w:sz w:val="14"/>
-          <w:szCs w:val="14"/>
-          <w:shd w:val="clear" w:color="auto" w:fill="B7B7B7"/>
+          <w:rFonts w:ascii="Arial" w:eastAsia="Arial" w:hAnsi="Arial" w:cs="Arial"/>
+          <w:b/>
+          <w:color w:val="000000"/>
+          <w:sz w:val="18"/>
+          <w:highlight w:val="lightGray"/>
+        </w:rPr>
+        <w:t># Source: AI Source: Provided by: [Data Path</w:t>
+      </w:r>
+      <w:r>
+        <w:rPr>
+          <w:rFonts w:ascii="Arial" w:eastAsia="Arial" w:hAnsi="Arial" w:cs="Arial"/>
+          <w:color w:val="000000"/>
+          <w:sz w:val="18"/>
+          <w:highlight w:val="lightGray"/>
+        </w:rPr>
+        <w:t xml:space="preserve">: Persons Table -&gt; ID Column: 1, Name_En Column: Motasem Essam] -&gt; </w:t>
+      </w:r>
+      <w:r>
+        <w:rPr>
+          <w:rFonts w:ascii="Arial" w:eastAsia="Arial" w:hAnsi="Arial" w:cs="Arial"/>
+          <w:b/>
+          <w:color w:val="000000"/>
+          <w:sz w:val="18"/>
+          <w:highlight w:val="lightGray"/>
+        </w:rPr>
+        <w:t>From:</w:t>
+      </w:r>
+      <w:r>
+        <w:rPr>
+          <w:rFonts w:ascii="Arial" w:eastAsia="Arial" w:hAnsi="Arial" w:cs="Arial"/>
+          <w:color w:val="000000"/>
+          <w:sz w:val="18"/>
+          <w:highlight w:val="lightGray"/>
+        </w:rPr>
+        <w:t xml:space="preserve"> [Chatgpt (GPT</w:t>
+      </w:r>
+      <w:r>
+        <w:rPr>
+          <w:rFonts w:ascii="Arial" w:eastAsia="Arial" w:hAnsi="Arial" w:cs="Cambria Math"/>
+          <w:color w:val="000000"/>
+          <w:sz w:val="18"/>
+          <w:highlight w:val="lightGray"/>
         </w:rPr>
         <w:t>‑</w:t>
       </w:r>
       <w:r>
         <w:rPr>
-          <w:b/>
-          <w:sz w:val="14"/>
-          <w:szCs w:val="14"/>
-          <w:shd w:val="clear" w:color="auto" w:fill="B7B7B7"/>
-        </w:rPr>
-        <w:t>5 Mini) at [8/18/2025]</w:t>
+          <w:rFonts w:ascii="Arial" w:eastAsia="Arial" w:hAnsi="Arial" w:cs="Arial"/>
+          <w:color w:val="000000"/>
+          <w:sz w:val="18"/>
+          <w:highlight w:val="lightGray"/>
+        </w:rPr>
+        <w:t xml:space="preserve">5 Mini)] </w:t>
+      </w:r>
+      <w:r>
+        <w:rPr>
+          <w:rFonts w:ascii="Arial" w:eastAsia="Arial" w:hAnsi="Arial" w:cs="Arial"/>
+          <w:b/>
+          <w:color w:val="000000"/>
+          <w:sz w:val="18"/>
+          <w:highlight w:val="lightGray"/>
+        </w:rPr>
+        <w:t>on</w:t>
+      </w:r>
+      <w:r>
+        <w:rPr>
+          <w:rFonts w:ascii="Arial" w:eastAsia="Arial" w:hAnsi="Arial"/>
+          <w:sz w:val="18"/>
+          <w:highlight w:val="lightGray"/>
+        </w:rPr>
+        <w:t xml:space="preserve"> [8/18/2025]</w:t>
       </w:r>
     </w:p>
     <w:p>
@@ -426,7 +506,7 @@
           <w:ilvl w:val="0"/>
           <w:numId w:val="1"/>
         </w:numPr>
-        <w:spacing w:before="240"/>
+        <w:spacing w:before="240" w:after="0" w:line="276" w:lineRule="auto"/>
         <w:rPr>
           <w:rFonts w:ascii="Roboto Mono" w:eastAsia="Roboto Mono" w:hAnsi="Roboto Mono" w:cs="Roboto Mono"/>
         </w:rPr>
@@ -452,15 +532,15 @@
           <w:ilvl w:val="1"/>
           <w:numId w:val="1"/>
         </w:numPr>
-        <w:rPr>
-          <w:rFonts w:ascii="Roboto Mono" w:eastAsia="Roboto Mono" w:hAnsi="Roboto Mono" w:cs="Roboto Mono"/>
-        </w:rPr>
-      </w:pPr>
-      <w:r>
-        <w:rPr>
-          <w:rFonts w:ascii="Roboto Mono" w:eastAsia="Roboto Mono" w:hAnsi="Roboto Mono" w:cs="Roboto Mono"/>
-        </w:rPr>
-        <w:lastRenderedPageBreak/>
+        <w:spacing w:after="0" w:line="276" w:lineRule="auto"/>
+        <w:rPr>
+          <w:rFonts w:ascii="Roboto Mono" w:eastAsia="Roboto Mono" w:hAnsi="Roboto Mono" w:cs="Roboto Mono"/>
+        </w:rPr>
+      </w:pPr>
+      <w:r>
+        <w:rPr>
+          <w:rFonts w:ascii="Roboto Mono" w:eastAsia="Roboto Mono" w:hAnsi="Roboto Mono" w:cs="Roboto Mono"/>
+        </w:rPr>
         <w:t>Example: Requirement docs, source code, test scripts, test environments.</w:t>
       </w:r>
       <w:r>
@@ -476,6 +556,7 @@
           <w:ilvl w:val="0"/>
           <w:numId w:val="1"/>
         </w:numPr>
+        <w:spacing w:after="0" w:line="276" w:lineRule="auto"/>
         <w:rPr>
           <w:rFonts w:ascii="Roboto Mono" w:eastAsia="Roboto Mono" w:hAnsi="Roboto Mono" w:cs="Roboto Mono"/>
         </w:rPr>
@@ -501,6 +582,7 @@
           <w:ilvl w:val="1"/>
           <w:numId w:val="1"/>
         </w:numPr>
+        <w:spacing w:after="0" w:line="276" w:lineRule="auto"/>
       </w:pPr>
       <w:r>
         <w:rPr>
@@ -560,6 +642,7 @@
           <w:ilvl w:val="0"/>
           <w:numId w:val="1"/>
         </w:numPr>
+        <w:spacing w:after="0" w:line="276" w:lineRule="auto"/>
         <w:rPr>
           <w:rFonts w:ascii="Roboto Mono" w:eastAsia="Roboto Mono" w:hAnsi="Roboto Mono" w:cs="Roboto Mono"/>
         </w:rPr>
@@ -585,6 +668,7 @@
           <w:ilvl w:val="1"/>
           <w:numId w:val="1"/>
         </w:numPr>
+        <w:spacing w:after="0" w:line="276" w:lineRule="auto"/>
       </w:pPr>
       <w:r>
         <w:rPr>
@@ -644,6 +728,7 @@
           <w:ilvl w:val="0"/>
           <w:numId w:val="1"/>
         </w:numPr>
+        <w:spacing w:after="0" w:line="276" w:lineRule="auto"/>
         <w:rPr>
           <w:rFonts w:ascii="Roboto Mono" w:eastAsia="Roboto Mono" w:hAnsi="Roboto Mono" w:cs="Roboto Mono"/>
         </w:rPr>
@@ -669,7 +754,7 @@
           <w:ilvl w:val="1"/>
           <w:numId w:val="1"/>
         </w:numPr>
-        <w:spacing w:after="240"/>
+        <w:spacing w:after="240" w:line="276" w:lineRule="auto"/>
         <w:rPr>
           <w:rFonts w:ascii="Roboto Mono" w:eastAsia="Roboto Mono" w:hAnsi="Roboto Mono" w:cs="Roboto Mono"/>
         </w:rPr>
@@ -689,7 +774,7 @@
     </w:p>
     <w:p>
       <w:r>
-        <w:pict w14:anchorId="20EA25BC">
+        <w:pict w14:anchorId="509A9AAC">
           <v:rect id="_x0000_i1027" style="width:0;height:1.5pt" o:hralign="center" o:hrstd="t" o:hr="t" fillcolor="#a0a0a0" stroked="f"/>
         </w:pict>
       </w:r>
@@ -722,51 +807,77 @@
       </w:pPr>
       <w:r>
         <w:rPr>
-          <w:b/>
-          <w:shd w:val="clear" w:color="auto" w:fill="B7B7B7"/>
-        </w:rPr>
-        <w:t># Source</w:t>
-      </w:r>
-      <w:r>
-        <w:rPr>
-          <w:shd w:val="clear" w:color="auto" w:fill="B7B7B7"/>
-        </w:rPr>
-        <w:t xml:space="preserve">: </w:t>
-      </w:r>
-      <w:r>
-        <w:rPr>
-          <w:b/>
-          <w:shd w:val="clear" w:color="auto" w:fill="B7B7B7"/>
-        </w:rPr>
-        <w:t xml:space="preserve">Chatgpt </w:t>
-      </w:r>
-      <w:r>
-        <w:rPr>
-          <w:b/>
-          <w:sz w:val="14"/>
-          <w:szCs w:val="14"/>
-          <w:shd w:val="clear" w:color="auto" w:fill="B7B7B7"/>
-        </w:rPr>
-        <w:t>(GPT</w:t>
-      </w:r>
-      <w:r>
-        <w:rPr>
-          <w:rFonts w:ascii="Cambria Math" w:hAnsi="Cambria Math" w:cs="Cambria Math"/>
-          <w:b/>
-          <w:sz w:val="14"/>
-          <w:szCs w:val="14"/>
-          <w:shd w:val="clear" w:color="auto" w:fill="B7B7B7"/>
+          <w:rFonts w:ascii="Arial" w:eastAsia="Arial" w:hAnsi="Arial" w:cs="Arial"/>
+          <w:b/>
+          <w:color w:val="000000"/>
+          <w:sz w:val="18"/>
+          <w:highlight w:val="lightGray"/>
+        </w:rPr>
+        <w:t># Source: AI Source: Provided by: [Data Path</w:t>
+      </w:r>
+      <w:r>
+        <w:rPr>
+          <w:rFonts w:ascii="Arial" w:eastAsia="Arial" w:hAnsi="Arial" w:cs="Arial"/>
+          <w:color w:val="000000"/>
+          <w:sz w:val="18"/>
+          <w:highlight w:val="lightGray"/>
+        </w:rPr>
+        <w:t xml:space="preserve">: Persons Table -&gt; ID Column: 1, Name_En Column: Motasem Essam] -&gt; </w:t>
+      </w:r>
+      <w:r>
+        <w:rPr>
+          <w:rFonts w:ascii="Arial" w:eastAsia="Arial" w:hAnsi="Arial" w:cs="Arial"/>
+          <w:b/>
+          <w:color w:val="000000"/>
+          <w:sz w:val="18"/>
+          <w:highlight w:val="lightGray"/>
+        </w:rPr>
+        <w:t>From:</w:t>
+      </w:r>
+      <w:r>
+        <w:rPr>
+          <w:rFonts w:ascii="Arial" w:eastAsia="Arial" w:hAnsi="Arial" w:cs="Arial"/>
+          <w:color w:val="000000"/>
+          <w:sz w:val="18"/>
+          <w:highlight w:val="lightGray"/>
+        </w:rPr>
+        <w:t xml:space="preserve"> [Chatgpt (GPT</w:t>
+      </w:r>
+      <w:r>
+        <w:rPr>
+          <w:rFonts w:ascii="Arial" w:eastAsia="Arial" w:hAnsi="Arial" w:cs="Cambria Math"/>
+          <w:color w:val="000000"/>
+          <w:sz w:val="18"/>
+          <w:highlight w:val="lightGray"/>
         </w:rPr>
         <w:t>‑</w:t>
       </w:r>
       <w:r>
         <w:rPr>
-          <w:b/>
-          <w:sz w:val="14"/>
-          <w:szCs w:val="14"/>
-          <w:shd w:val="clear" w:color="auto" w:fill="B7B7B7"/>
-        </w:rPr>
-        <w:t>5 Mini) at [8/18/2025]</w:t>
+          <w:rFonts w:ascii="Arial" w:eastAsia="Arial" w:hAnsi="Arial" w:cs="Arial"/>
+          <w:color w:val="000000"/>
+          <w:sz w:val="18"/>
+          <w:highlight w:val="lightGray"/>
+        </w:rPr>
+        <w:t xml:space="preserve">5 Mini)] </w:t>
+      </w:r>
+      <w:r>
+        <w:rPr>
+          <w:rFonts w:ascii="Arial" w:eastAsia="Arial" w:hAnsi="Arial" w:cs="Arial"/>
+          <w:b/>
+          <w:color w:val="000000"/>
+          <w:sz w:val="18"/>
+          <w:highlight w:val="lightGray"/>
+        </w:rPr>
+        <w:t>on</w:t>
+      </w:r>
+      <w:r>
+        <w:rPr>
+          <w:rFonts w:ascii="Arial" w:eastAsia="Arial" w:hAnsi="Arial"/>
+          <w:sz w:val="18"/>
+          <w:highlight w:val="lightGray"/>
+        </w:rPr>
+        <w:t xml:space="preserve"> [8/18/2025]</w:t>
       </w:r>
     </w:p>
     <w:p>
@@ -802,7 +913,7 @@
           <w:ilvl w:val="0"/>
           <w:numId w:val="3"/>
         </w:numPr>
-        <w:spacing w:before="240"/>
+        <w:spacing w:before="240" w:after="0" w:line="276" w:lineRule="auto"/>
         <w:rPr>
           <w:rFonts w:ascii="Roboto Mono" w:eastAsia="Roboto Mono" w:hAnsi="Roboto Mono" w:cs="Roboto Mono"/>
         </w:rPr>
@@ -828,6 +939,7 @@
           <w:ilvl w:val="1"/>
           <w:numId w:val="3"/>
         </w:numPr>
+        <w:spacing w:after="0" w:line="276" w:lineRule="auto"/>
       </w:pPr>
       <w:r>
         <w:rPr>
@@ -856,6 +968,7 @@
           <w:ilvl w:val="1"/>
           <w:numId w:val="3"/>
         </w:numPr>
+        <w:spacing w:after="0" w:line="276" w:lineRule="auto"/>
       </w:pPr>
       <w:r>
         <w:rPr>
@@ -884,6 +997,7 @@
           <w:ilvl w:val="1"/>
           <w:numId w:val="3"/>
         </w:numPr>
+        <w:spacing w:after="0" w:line="276" w:lineRule="auto"/>
       </w:pPr>
       <w:r>
         <w:rPr>
@@ -912,6 +1026,7 @@
           <w:ilvl w:val="1"/>
           <w:numId w:val="3"/>
         </w:numPr>
+        <w:spacing w:after="0" w:line="276" w:lineRule="auto"/>
       </w:pPr>
       <w:r>
         <w:rPr>
@@ -940,7 +1055,7 @@
           <w:ilvl w:val="1"/>
           <w:numId w:val="3"/>
         </w:numPr>
-        <w:spacing w:after="240"/>
+        <w:spacing w:after="240" w:line="276" w:lineRule="auto"/>
       </w:pPr>
       <w:r>
         <w:rPr>
@@ -1005,8 +1120,7 @@
     </w:p>
     <w:p>
       <w:r>
-        <w:lastRenderedPageBreak/>
-        <w:pict w14:anchorId="51B6708B">
+        <w:pict w14:anchorId="562C9D56">
           <v:rect id="_x0000_i1028" style="width:0;height:1.5pt" o:hralign="center" o:hrstd="t" o:hr="t" fillcolor="#a0a0a0" stroked="f"/>
         </w:pict>
       </w:r>
@@ -1039,51 +1153,77 @@
       </w:pPr>
       <w:r>
         <w:rPr>
-          <w:b/>
-          <w:shd w:val="clear" w:color="auto" w:fill="B7B7B7"/>
-        </w:rPr>
-        <w:t># Source</w:t>
-      </w:r>
-      <w:r>
-        <w:rPr>
-          <w:shd w:val="clear" w:color="auto" w:fill="B7B7B7"/>
-        </w:rPr>
-        <w:t xml:space="preserve">: </w:t>
-      </w:r>
-      <w:r>
-        <w:rPr>
-          <w:b/>
-          <w:shd w:val="clear" w:color="auto" w:fill="B7B7B7"/>
-        </w:rPr>
-        <w:t xml:space="preserve">Chatgpt </w:t>
-      </w:r>
-      <w:r>
-        <w:rPr>
-          <w:b/>
-          <w:sz w:val="14"/>
-          <w:szCs w:val="14"/>
-          <w:shd w:val="clear" w:color="auto" w:fill="B7B7B7"/>
-        </w:rPr>
-        <w:t>(GPT</w:t>
-      </w:r>
-      <w:r>
-        <w:rPr>
-          <w:rFonts w:ascii="Cambria Math" w:hAnsi="Cambria Math" w:cs="Cambria Math"/>
-          <w:b/>
-          <w:sz w:val="14"/>
-          <w:szCs w:val="14"/>
-          <w:shd w:val="clear" w:color="auto" w:fill="B7B7B7"/>
+          <w:rFonts w:ascii="Arial" w:eastAsia="Arial" w:hAnsi="Arial" w:cs="Arial"/>
+          <w:b/>
+          <w:color w:val="000000"/>
+          <w:sz w:val="18"/>
+          <w:highlight w:val="lightGray"/>
+        </w:rPr>
+        <w:t># Source: AI Source: Provided by: [Data Path</w:t>
+      </w:r>
+      <w:r>
+        <w:rPr>
+          <w:rFonts w:ascii="Arial" w:eastAsia="Arial" w:hAnsi="Arial" w:cs="Arial"/>
+          <w:color w:val="000000"/>
+          <w:sz w:val="18"/>
+          <w:highlight w:val="lightGray"/>
+        </w:rPr>
+        <w:t xml:space="preserve">: Persons Table -&gt; ID Column: 1, Name_En Column: Motasem Essam] -&gt; </w:t>
+      </w:r>
+      <w:r>
+        <w:rPr>
+          <w:rFonts w:ascii="Arial" w:eastAsia="Arial" w:hAnsi="Arial" w:cs="Arial"/>
+          <w:b/>
+          <w:color w:val="000000"/>
+          <w:sz w:val="18"/>
+          <w:highlight w:val="lightGray"/>
+        </w:rPr>
+        <w:t>From:</w:t>
+      </w:r>
+      <w:r>
+        <w:rPr>
+          <w:rFonts w:ascii="Arial" w:eastAsia="Arial" w:hAnsi="Arial" w:cs="Arial"/>
+          <w:color w:val="000000"/>
+          <w:sz w:val="18"/>
+          <w:highlight w:val="lightGray"/>
+        </w:rPr>
+        <w:t xml:space="preserve"> [Chatgpt (GPT</w:t>
+      </w:r>
+      <w:r>
+        <w:rPr>
+          <w:rFonts w:ascii="Arial" w:eastAsia="Arial" w:hAnsi="Arial" w:cs="Cambria Math"/>
+          <w:color w:val="000000"/>
+          <w:sz w:val="18"/>
+          <w:highlight w:val="lightGray"/>
         </w:rPr>
         <w:t>‑</w:t>
       </w:r>
       <w:r>
         <w:rPr>
-          <w:b/>
-          <w:sz w:val="14"/>
-          <w:szCs w:val="14"/>
-          <w:shd w:val="clear" w:color="auto" w:fill="B7B7B7"/>
-        </w:rPr>
-        <w:t>5 Mini) at [8/18/2025]</w:t>
+          <w:rFonts w:ascii="Arial" w:eastAsia="Arial" w:hAnsi="Arial" w:cs="Arial"/>
+          <w:color w:val="000000"/>
+          <w:sz w:val="18"/>
+          <w:highlight w:val="lightGray"/>
+        </w:rPr>
+        <w:t xml:space="preserve">5 Mini)] </w:t>
+      </w:r>
+      <w:r>
+        <w:rPr>
+          <w:rFonts w:ascii="Arial" w:eastAsia="Arial" w:hAnsi="Arial" w:cs="Arial"/>
+          <w:b/>
+          <w:color w:val="000000"/>
+          <w:sz w:val="18"/>
+          <w:highlight w:val="lightGray"/>
+        </w:rPr>
+        <w:t>on</w:t>
+      </w:r>
+      <w:r>
+        <w:rPr>
+          <w:rFonts w:ascii="Arial" w:eastAsia="Arial" w:hAnsi="Arial"/>
+          <w:sz w:val="18"/>
+          <w:highlight w:val="lightGray"/>
+        </w:rPr>
+        <w:t xml:space="preserve"> [8/18/2025]</w:t>
       </w:r>
     </w:p>
     <w:p>
@@ -1092,7 +1232,7 @@
           <w:ilvl w:val="0"/>
           <w:numId w:val="4"/>
         </w:numPr>
-        <w:spacing w:before="240"/>
+        <w:spacing w:before="240" w:after="0" w:line="276" w:lineRule="auto"/>
         <w:rPr>
           <w:rFonts w:ascii="Roboto Mono" w:eastAsia="Roboto Mono" w:hAnsi="Roboto Mono" w:cs="Roboto Mono"/>
         </w:rPr>
@@ -1116,6 +1256,7 @@
           <w:ilvl w:val="0"/>
           <w:numId w:val="4"/>
         </w:numPr>
+        <w:spacing w:after="0" w:line="276" w:lineRule="auto"/>
       </w:pPr>
       <w:r>
         <w:rPr>
@@ -1149,6 +1290,7 @@
           <w:ilvl w:val="0"/>
           <w:numId w:val="4"/>
         </w:numPr>
+        <w:spacing w:after="0" w:line="276" w:lineRule="auto"/>
       </w:pPr>
       <w:r>
         <w:rPr>
@@ -1182,7 +1324,7 @@
           <w:ilvl w:val="0"/>
           <w:numId w:val="4"/>
         </w:numPr>
-        <w:spacing w:after="240"/>
+        <w:spacing w:after="240" w:line="276" w:lineRule="auto"/>
       </w:pPr>
       <w:r>
         <w:rPr>
@@ -1212,7 +1354,7 @@
     </w:p>
     <w:p>
       <w:r>
-        <w:pict w14:anchorId="5F0856C4">
+        <w:pict w14:anchorId="089CD8D1">
           <v:rect id="_x0000_i1029" style="width:0;height:1.5pt" o:hralign="center" o:hrstd="t" o:hr="t" fillcolor="#a0a0a0" stroked="f"/>
         </w:pict>
       </w:r>
@@ -1266,18 +1408,19 @@
     </w:p>
     <w:p>
       <w:r>
-        <w:pict w14:anchorId="5DF587F9">
+        <w:pict w14:anchorId="043684F9">
           <v:rect id="_x0000_i1030" style="width:0;height:1.5pt" o:hralign="center" o:hrstd="t" o:hr="t" fillcolor="#a0a0a0" stroked="f"/>
         </w:pict>
       </w:r>
     </w:p>
+    <w:p/>
     <w:p/>
     <w:p/>
     <w:sectPr>
       <w:pgSz w:w="12240" w:h="15840"/>
       <w:pgMar w:top="1440" w:right="1440" w:bottom="1440" w:left="1440" w:header="720" w:footer="720" w:gutter="0"/>
-      <w:pgNumType w:start="1"/>
       <w:cols w:space="720"/>
+      <w:docGrid w:linePitch="360"/>
     </w:sectPr>
   </w:body>
 </w:document>
@@ -2152,18 +2295,6 @@
   <w:style w:type="paragraph" w:default="1" w:styleId="Normal">
     <w:name w:val="Normal"/>
     <w:qFormat/>
-    <w:rsid w:val="001D20F2"/>
-    <w:pPr>
-      <w:spacing w:after="0" w:line="276" w:lineRule="auto"/>
-    </w:pPr>
-    <w:rPr>
-      <w:rFonts w:ascii="Arial" w:eastAsia="Arial" w:hAnsi="Arial" w:cs="Arial"/>
-      <w:kern w:val="0"/>
-      <w:sz w:val="22"/>
-      <w:szCs w:val="22"/>
-      <w:lang w:val="en"/>
-      <w14:ligatures w14:val="none"/>
-    </w:rPr>
   </w:style>
   <w:style w:type="paragraph" w:styleId="Heading1">
     <w:name w:val="heading 1"/>
@@ -2172,7 +2303,7 @@
     <w:link w:val="Heading1Char"/>
     <w:uiPriority w:val="9"/>
     <w:qFormat/>
-    <w:rsid w:val="002E7441"/>
+    <w:rsid w:val="0007038F"/>
     <w:pPr>
       <w:keepNext/>
       <w:keepLines/>
@@ -2194,7 +2325,7 @@
     <w:uiPriority w:val="9"/>
     <w:unhideWhenUsed/>
     <w:qFormat/>
-    <w:rsid w:val="002E7441"/>
+    <w:rsid w:val="0007038F"/>
     <w:pPr>
       <w:keepNext/>
       <w:keepLines/>
@@ -2217,7 +2348,7 @@
     <w:semiHidden/>
     <w:unhideWhenUsed/>
     <w:qFormat/>
-    <w:rsid w:val="002E7441"/>
+    <w:rsid w:val="0007038F"/>
     <w:pPr>
       <w:keepNext/>
       <w:keepLines/>
@@ -2240,7 +2371,7 @@
     <w:semiHidden/>
     <w:unhideWhenUsed/>
     <w:qFormat/>
-    <w:rsid w:val="002E7441"/>
+    <w:rsid w:val="0007038F"/>
     <w:pPr>
       <w:keepNext/>
       <w:keepLines/>
@@ -2263,7 +2394,7 @@
     <w:semiHidden/>
     <w:unhideWhenUsed/>
     <w:qFormat/>
-    <w:rsid w:val="002E7441"/>
+    <w:rsid w:val="0007038F"/>
     <w:pPr>
       <w:keepNext/>
       <w:keepLines/>
@@ -2284,11 +2415,11 @@
     <w:semiHidden/>
     <w:unhideWhenUsed/>
     <w:qFormat/>
-    <w:rsid w:val="002E7441"/>
+    <w:rsid w:val="0007038F"/>
     <w:pPr>
       <w:keepNext/>
       <w:keepLines/>
-      <w:spacing w:before="40"/>
+      <w:spacing w:before="40" w:after="0"/>
       <w:outlineLvl w:val="5"/>
     </w:pPr>
     <w:rPr>
@@ -2307,11 +2438,11 @@
     <w:semiHidden/>
     <w:unhideWhenUsed/>
     <w:qFormat/>
-    <w:rsid w:val="002E7441"/>
+    <w:rsid w:val="0007038F"/>
     <w:pPr>
       <w:keepNext/>
       <w:keepLines/>
-      <w:spacing w:before="40"/>
+      <w:spacing w:before="40" w:after="0"/>
       <w:outlineLvl w:val="6"/>
     </w:pPr>
     <w:rPr>
@@ -2328,10 +2459,11 @@
     <w:semiHidden/>
     <w:unhideWhenUsed/>
     <w:qFormat/>
-    <w:rsid w:val="002E7441"/>
+    <w:rsid w:val="0007038F"/>
     <w:pPr>
       <w:keepNext/>
       <w:keepLines/>
+      <w:spacing w:after="0"/>
       <w:outlineLvl w:val="7"/>
     </w:pPr>
     <w:rPr>
@@ -2350,10 +2482,11 @@
     <w:semiHidden/>
     <w:unhideWhenUsed/>
     <w:qFormat/>
-    <w:rsid w:val="002E7441"/>
+    <w:rsid w:val="0007038F"/>
     <w:pPr>
       <w:keepNext/>
       <w:keepLines/>
+      <w:spacing w:after="0"/>
       <w:outlineLvl w:val="8"/>
     </w:pPr>
     <w:rPr>
@@ -2393,7 +2526,7 @@
     <w:basedOn w:val="DefaultParagraphFont"/>
     <w:link w:val="Heading1"/>
     <w:uiPriority w:val="9"/>
-    <w:rsid w:val="002E7441"/>
+    <w:rsid w:val="0007038F"/>
     <w:rPr>
       <w:rFonts w:asciiTheme="majorHAnsi" w:eastAsiaTheme="majorEastAsia" w:hAnsiTheme="majorHAnsi" w:cstheme="majorBidi"/>
       <w:color w:val="2F5496" w:themeColor="accent1" w:themeShade="BF"/>
@@ -2406,7 +2539,7 @@
     <w:basedOn w:val="DefaultParagraphFont"/>
     <w:link w:val="Heading2"/>
     <w:uiPriority w:val="9"/>
-    <w:rsid w:val="002E7441"/>
+    <w:rsid w:val="0007038F"/>
     <w:rPr>
       <w:rFonts w:asciiTheme="majorHAnsi" w:eastAsiaTheme="majorEastAsia" w:hAnsiTheme="majorHAnsi" w:cstheme="majorBidi"/>
       <w:color w:val="2F5496" w:themeColor="accent1" w:themeShade="BF"/>
@@ -2420,7 +2553,7 @@
     <w:link w:val="Heading3"/>
     <w:uiPriority w:val="9"/>
     <w:semiHidden/>
-    <w:rsid w:val="002E7441"/>
+    <w:rsid w:val="0007038F"/>
     <w:rPr>
       <w:rFonts w:eastAsiaTheme="majorEastAsia" w:cstheme="majorBidi"/>
       <w:color w:val="2F5496" w:themeColor="accent1" w:themeShade="BF"/>
@@ -2434,7 +2567,7 @@
     <w:link w:val="Heading4"/>
     <w:uiPriority w:val="9"/>
     <w:semiHidden/>
-    <w:rsid w:val="002E7441"/>
+    <w:rsid w:val="0007038F"/>
     <w:rPr>
       <w:rFonts w:eastAsiaTheme="majorEastAsia" w:cstheme="majorBidi"/>
       <w:i/>
@@ -2448,7 +2581,7 @@
     <w:link w:val="Heading5"/>
     <w:uiPriority w:val="9"/>
     <w:semiHidden/>
-    <w:rsid w:val="002E7441"/>
+    <w:rsid w:val="0007038F"/>
     <w:rPr>
       <w:rFonts w:eastAsiaTheme="majorEastAsia" w:cstheme="majorBidi"/>
       <w:color w:val="2F5496" w:themeColor="accent1" w:themeShade="BF"/>
@@ -2460,7 +2593,7 @@
     <w:link w:val="Heading6"/>
     <w:uiPriority w:val="9"/>
     <w:semiHidden/>
-    <w:rsid w:val="002E7441"/>
+    <w:rsid w:val="0007038F"/>
     <w:rPr>
       <w:rFonts w:eastAsiaTheme="majorEastAsia" w:cstheme="majorBidi"/>
       <w:i/>
@@ -2474,7 +2607,7 @@
     <w:link w:val="Heading7"/>
     <w:uiPriority w:val="9"/>
     <w:semiHidden/>
-    <w:rsid w:val="002E7441"/>
+    <w:rsid w:val="0007038F"/>
     <w:rPr>
       <w:rFonts w:eastAsiaTheme="majorEastAsia" w:cstheme="majorBidi"/>
       <w:color w:val="595959" w:themeColor="text1" w:themeTint="A6"/>
@@ -2486,7 +2619,7 @@
     <w:link w:val="Heading8"/>
     <w:uiPriority w:val="9"/>
     <w:semiHidden/>
-    <w:rsid w:val="002E7441"/>
+    <w:rsid w:val="0007038F"/>
     <w:rPr>
       <w:rFonts w:eastAsiaTheme="majorEastAsia" w:cstheme="majorBidi"/>
       <w:i/>
@@ -2500,7 +2633,7 @@
     <w:link w:val="Heading9"/>
     <w:uiPriority w:val="9"/>
     <w:semiHidden/>
-    <w:rsid w:val="002E7441"/>
+    <w:rsid w:val="0007038F"/>
     <w:rPr>
       <w:rFonts w:eastAsiaTheme="majorEastAsia" w:cstheme="majorBidi"/>
       <w:color w:val="272727" w:themeColor="text1" w:themeTint="D8"/>
@@ -2513,7 +2646,7 @@
     <w:link w:val="TitleChar"/>
     <w:uiPriority w:val="10"/>
     <w:qFormat/>
-    <w:rsid w:val="002E7441"/>
+    <w:rsid w:val="0007038F"/>
     <w:pPr>
       <w:spacing w:after="80" w:line="240" w:lineRule="auto"/>
       <w:contextualSpacing/>
@@ -2531,7 +2664,7 @@
     <w:basedOn w:val="DefaultParagraphFont"/>
     <w:link w:val="Title"/>
     <w:uiPriority w:val="10"/>
-    <w:rsid w:val="002E7441"/>
+    <w:rsid w:val="0007038F"/>
     <w:rPr>
       <w:rFonts w:asciiTheme="majorHAnsi" w:eastAsiaTheme="majorEastAsia" w:hAnsiTheme="majorHAnsi" w:cstheme="majorBidi"/>
       <w:spacing w:val="-10"/>
@@ -2547,7 +2680,7 @@
     <w:link w:val="SubtitleChar"/>
     <w:uiPriority w:val="11"/>
     <w:qFormat/>
-    <w:rsid w:val="002E7441"/>
+    <w:rsid w:val="0007038F"/>
     <w:pPr>
       <w:numPr>
         <w:ilvl w:val="1"/>
@@ -2566,7 +2699,7 @@
     <w:basedOn w:val="DefaultParagraphFont"/>
     <w:link w:val="Subtitle"/>
     <w:uiPriority w:val="11"/>
-    <w:rsid w:val="002E7441"/>
+    <w:rsid w:val="0007038F"/>
     <w:rPr>
       <w:rFonts w:eastAsiaTheme="majorEastAsia" w:cstheme="majorBidi"/>
       <w:color w:val="595959" w:themeColor="text1" w:themeTint="A6"/>
@@ -2582,7 +2715,7 @@
     <w:link w:val="QuoteChar"/>
     <w:uiPriority w:val="29"/>
     <w:qFormat/>
-    <w:rsid w:val="002E7441"/>
+    <w:rsid w:val="0007038F"/>
     <w:pPr>
       <w:spacing w:before="160"/>
       <w:jc w:val="center"/>
@@ -2598,7 +2731,7 @@
     <w:basedOn w:val="DefaultParagraphFont"/>
     <w:link w:val="Quote"/>
     <w:uiPriority w:val="29"/>
-    <w:rsid w:val="002E7441"/>
+    <w:rsid w:val="0007038F"/>
     <w:rPr>
       <w:i/>
       <w:iCs/>
@@ -2610,7 +2743,7 @@
     <w:basedOn w:val="Normal"/>
     <w:uiPriority w:val="34"/>
     <w:qFormat/>
-    <w:rsid w:val="002E7441"/>
+    <w:rsid w:val="0007038F"/>
     <w:pPr>
       <w:ind w:left="720"/>
       <w:contextualSpacing/>
@@ -2621,7 +2754,7 @@
     <w:basedOn w:val="DefaultParagraphFont"/>
     <w:uiPriority w:val="21"/>
     <w:qFormat/>
-    <w:rsid w:val="002E7441"/>
+    <w:rsid w:val="0007038F"/>
     <w:rPr>
       <w:i/>
       <w:iCs/>
@@ -2635,7 +2768,7 @@
     <w:link w:val="IntenseQuoteChar"/>
     <w:uiPriority w:val="30"/>
     <w:qFormat/>
-    <w:rsid w:val="002E7441"/>
+    <w:rsid w:val="0007038F"/>
     <w:pPr>
       <w:pBdr>
         <w:top w:val="single" w:sz="4" w:space="10" w:color="2F5496" w:themeColor="accent1" w:themeShade="BF"/>
@@ -2656,7 +2789,7 @@
     <w:basedOn w:val="DefaultParagraphFont"/>
     <w:link w:val="IntenseQuote"/>
     <w:uiPriority w:val="30"/>
-    <w:rsid w:val="002E7441"/>
+    <w:rsid w:val="0007038F"/>
     <w:rPr>
       <w:i/>
       <w:iCs/>
@@ -2668,7 +2801,7 @@
     <w:basedOn w:val="DefaultParagraphFont"/>
     <w:uiPriority w:val="32"/>
     <w:qFormat/>
-    <w:rsid w:val="002E7441"/>
+    <w:rsid w:val="0007038F"/>
     <w:rPr>
       <w:b/>
       <w:bCs/>
